--- a/strength_and_dignity/StrengthAndDignity_Chapter2.docx
+++ b/strength_and_dignity/StrengthAndDignity_Chapter2.docx
@@ -477,7 +477,7 @@
           <w:sz w:val="24"/>
           <w:szCs w:val="24"/>
         </w:rPr>
-        <w:t xml:space="preserve">And here is the part that should stop you cold:</w:t>
+        <w:t>And here is the part to read carefully:</w:t>
       </w:r>
     </w:p>
     <w:p>
